--- a/jizhicha/assets/templates/zongce_form_template.docx
+++ b/jizhicha/assets/templates/zongce_form_template.docx
@@ -18,7 +18,7 @@
           <w:sz w:val="32"/>
           <w:szCs w:val="32"/>
         </w:rPr>
-        <w:t xml:space="preserve">综合测评加减分自评表  </w:t>
+        <w:t xml:space="preserve">化生院学生综合测评加减分自评表  </w:t>
       </w:r>
       <w:r>
         <w:rPr>

--- a/jizhicha/assets/templates/zongce_form_template.docx
+++ b/jizhicha/assets/templates/zongce_form_template.docx
@@ -18,7 +18,7 @@
           <w:sz w:val="32"/>
           <w:szCs w:val="32"/>
         </w:rPr>
-        <w:t xml:space="preserve">化生院学生综合测评加减分自评表  </w:t>
+        <w:t xml:space="preserve">综合测评加减分自评表  </w:t>
       </w:r>
       <w:r>
         <w:rPr>
